--- a/Задание 2/Задание 2.docx
+++ b/Задание 2/Задание 2.docx
@@ -1,6 +1,6 @@
 
 <file path=word/document.xml><?xml version="1.0" encoding="utf-8"?>
-<w:document xmlns:wpc="http://schemas.microsoft.com/office/word/2010/wordprocessingCanvas" xmlns:mc="http://schemas.openxmlformats.org/markup-compatibility/2006" xmlns:o="urn:schemas-microsoft-com:office:office" xmlns:r="http://schemas.openxmlformats.org/officeDocument/2006/relationships" xmlns:m="http://schemas.openxmlformats.org/officeDocument/2006/math" xmlns:v="urn:schemas-microsoft-com:vml" xmlns:wp14="http://schemas.microsoft.com/office/word/2010/wordprocessingDrawing" xmlns:wp="http://schemas.openxmlformats.org/drawingml/2006/wordprocessingDrawing" xmlns:w10="urn:schemas-microsoft-com:office:word" xmlns:w="http://schemas.openxmlformats.org/wordprocessingml/2006/main" xmlns:w14="http://schemas.microsoft.com/office/word/2010/wordml" xmlns:w15="http://schemas.microsoft.com/office/word/2012/wordml" xmlns:wpg="http://schemas.microsoft.com/office/word/2010/wordprocessingGroup" xmlns:wpi="http://schemas.microsoft.com/office/word/2010/wordprocessingInk" xmlns:wne="http://schemas.microsoft.com/office/word/2006/wordml" xmlns:wps="http://schemas.microsoft.com/office/word/2010/wordprocessingShape" mc:Ignorable="w14 w15 wp14">
+<w:document xmlns:wpc="http://schemas.microsoft.com/office/word/2010/wordprocessingCanvas" xmlns:cx="http://schemas.microsoft.com/office/drawing/2014/chartex" xmlns:cx1="http://schemas.microsoft.com/office/drawing/2015/9/8/chartex" xmlns:cx2="http://schemas.microsoft.com/office/drawing/2015/10/21/chartex" xmlns:cx3="http://schemas.microsoft.com/office/drawing/2016/5/9/chartex" xmlns:cx4="http://schemas.microsoft.com/office/drawing/2016/5/10/chartex" xmlns:cx5="http://schemas.microsoft.com/office/drawing/2016/5/11/chartex" xmlns:cx6="http://schemas.microsoft.com/office/drawing/2016/5/12/chartex" xmlns:cx7="http://schemas.microsoft.com/office/drawing/2016/5/13/chartex" xmlns:cx8="http://schemas.microsoft.com/office/drawing/2016/5/14/chartex" xmlns:mc="http://schemas.openxmlformats.org/markup-compatibility/2006" xmlns:aink="http://schemas.microsoft.com/office/drawing/2016/ink" xmlns:am3d="http://schemas.microsoft.com/office/drawing/2017/model3d" xmlns:o="urn:schemas-microsoft-com:office:office" xmlns:r="http://schemas.openxmlformats.org/officeDocument/2006/relationships" xmlns:m="http://schemas.openxmlformats.org/officeDocument/2006/math" xmlns:v="urn:schemas-microsoft-com:vml" xmlns:wp14="http://schemas.microsoft.com/office/word/2010/wordprocessingDrawing" xmlns:wp="http://schemas.openxmlformats.org/drawingml/2006/wordprocessingDrawing" xmlns:w10="urn:schemas-microsoft-com:office:word" xmlns:w="http://schemas.openxmlformats.org/wordprocessingml/2006/main" xmlns:w14="http://schemas.microsoft.com/office/word/2010/wordml" xmlns:w15="http://schemas.microsoft.com/office/word/2012/wordml" xmlns:w16cex="http://schemas.microsoft.com/office/word/2018/wordml/cex" xmlns:w16cid="http://schemas.microsoft.com/office/word/2016/wordml/cid" xmlns:w16="http://schemas.microsoft.com/office/word/2018/wordml" xmlns:w16se="http://schemas.microsoft.com/office/word/2015/wordml/symex" xmlns:wpg="http://schemas.microsoft.com/office/word/2010/wordprocessingGroup" xmlns:wpi="http://schemas.microsoft.com/office/word/2010/wordprocessingInk" xmlns:wne="http://schemas.microsoft.com/office/word/2006/wordml" xmlns:wps="http://schemas.microsoft.com/office/word/2010/wordprocessingShape" mc:Ignorable="w14 w15 w16se w16cid w16 w16cex wp14">
   <w:body>
     <w:p>
       <w:pPr>
@@ -12,102 +12,42 @@
         <w:spacing w:before="100" w:beforeAutospacing="1" w:after="100" w:afterAutospacing="1" w:line="240" w:lineRule="auto"/>
         <w:jc w:val="left"/>
         <w:rPr>
-          <w:rFonts w:ascii="Segoe UI" w:eastAsia="Times New Roman" w:hAnsi="Segoe UI" w:cs="Segoe UI"/>
-          <w:color w:val="242424"/>
-          <w:sz w:val="21"/>
-          <w:szCs w:val="21"/>
-          <w:lang w:eastAsia="ru-RU"/>
-        </w:rPr>
-      </w:pPr>
-      <w:r>
-        <w:rPr>
-          <w:rFonts w:ascii="Segoe UI" w:eastAsia="Times New Roman" w:hAnsi="Segoe UI" w:cs="Segoe UI"/>
-          <w:color w:val="242424"/>
-          <w:sz w:val="21"/>
-          <w:szCs w:val="21"/>
-          <w:lang w:eastAsia="ru-RU"/>
-        </w:rPr>
-        <w:t>Компилируем исполняемый файл (</w:t>
-      </w:r>
-      <w:r>
-        <w:rPr>
-          <w:rFonts w:ascii="Segoe UI" w:eastAsia="Times New Roman" w:hAnsi="Segoe UI" w:cs="Segoe UI"/>
-          <w:color w:val="242424"/>
-          <w:sz w:val="21"/>
-          <w:szCs w:val="21"/>
-          <w:lang w:val="en-US" w:eastAsia="ru-RU"/>
-        </w:rPr>
-        <w:t>exe</w:t>
-      </w:r>
-      <w:r>
-        <w:rPr>
-          <w:rFonts w:ascii="Segoe UI" w:eastAsia="Times New Roman" w:hAnsi="Segoe UI" w:cs="Segoe UI"/>
-          <w:color w:val="242424"/>
-          <w:sz w:val="21"/>
-          <w:szCs w:val="21"/>
-          <w:lang w:eastAsia="ru-RU"/>
-        </w:rPr>
-        <w:t>) заданного</w:t>
-      </w:r>
-      <w:r>
-        <w:rPr>
-          <w:rFonts w:ascii="Segoe UI" w:eastAsia="Times New Roman" w:hAnsi="Segoe UI" w:cs="Segoe UI"/>
-          <w:color w:val="242424"/>
-          <w:sz w:val="21"/>
-          <w:szCs w:val="21"/>
-          <w:lang w:eastAsia="ru-RU"/>
-        </w:rPr>
-        <w:t xml:space="preserve"> в соответствии с вариантом пример</w:t>
-      </w:r>
-      <w:r>
-        <w:rPr>
-          <w:rFonts w:ascii="Segoe UI" w:eastAsia="Times New Roman" w:hAnsi="Segoe UI" w:cs="Segoe UI"/>
-          <w:color w:val="242424"/>
-          <w:sz w:val="21"/>
-          <w:szCs w:val="21"/>
-          <w:lang w:eastAsia="ru-RU"/>
-        </w:rPr>
-        <w:t>а</w:t>
-      </w:r>
-      <w:r>
-        <w:rPr>
-          <w:rFonts w:ascii="Segoe UI" w:eastAsia="Times New Roman" w:hAnsi="Segoe UI" w:cs="Segoe UI"/>
-          <w:color w:val="242424"/>
-          <w:sz w:val="21"/>
-          <w:szCs w:val="21"/>
-          <w:lang w:eastAsia="ru-RU"/>
-        </w:rPr>
-        <w:t xml:space="preserve"> ПО из книги Дениса Юрицева </w:t>
-      </w:r>
-      <w:r>
-        <w:rPr>
-          <w:rFonts w:ascii="Segoe UI" w:eastAsia="Times New Roman" w:hAnsi="Segoe UI" w:cs="Segoe UI"/>
-          <w:color w:val="242424"/>
-          <w:sz w:val="21"/>
-          <w:szCs w:val="21"/>
-          <w:lang w:eastAsia="ru-RU"/>
-        </w:rPr>
-        <w:t>(</w:t>
-      </w:r>
-      <w:r>
-        <w:rPr>
-          <w:rFonts w:ascii="Segoe UI" w:eastAsia="Times New Roman" w:hAnsi="Segoe UI" w:cs="Segoe UI"/>
-          <w:color w:val="242424"/>
-          <w:sz w:val="21"/>
-          <w:szCs w:val="21"/>
-          <w:lang w:eastAsia="ru-RU"/>
-        </w:rPr>
-        <w:t>reverse-engineering-for-beginners</w:t>
-      </w:r>
-      <w:r>
-        <w:rPr>
-          <w:rFonts w:ascii="Segoe UI" w:eastAsia="Times New Roman" w:hAnsi="Segoe UI" w:cs="Segoe UI"/>
-          <w:color w:val="242424"/>
-          <w:sz w:val="21"/>
-          <w:szCs w:val="21"/>
-          <w:lang w:eastAsia="ru-RU"/>
-        </w:rPr>
-        <w:t>) в компиляторах:</w:t>
+          <w:rFonts w:eastAsia="Times New Roman" w:cs="Times New Roman"/>
+          <w:color w:val="242424"/>
+          <w:sz w:val="28"/>
+          <w:szCs w:val="28"/>
+          <w:lang w:eastAsia="ru-RU"/>
+        </w:rPr>
+      </w:pPr>
+      <w:r>
+        <w:rPr>
+          <w:rFonts w:eastAsia="Times New Roman" w:cs="Times New Roman"/>
+          <w:color w:val="242424"/>
+          <w:sz w:val="28"/>
+          <w:szCs w:val="28"/>
+          <w:lang w:eastAsia="ru-RU"/>
+        </w:rPr>
+        <w:t xml:space="preserve">Компилируем исполняемый файл (exe) заданного в соответствии с </w:t>
+      </w:r>
+      <w:r>
+        <w:rPr>
+          <w:rFonts w:eastAsia="Times New Roman" w:cs="Times New Roman"/>
+          <w:color w:val="242424"/>
+          <w:sz w:val="28"/>
+          <w:szCs w:val="28"/>
+          <w:lang w:eastAsia="ru-RU"/>
+        </w:rPr>
+        <w:t>выбранным вариантом</w:t>
+      </w:r>
+      <w:r>
+        <w:rPr>
+          <w:rFonts w:eastAsia="Times New Roman" w:cs="Times New Roman"/>
+          <w:color w:val="242424"/>
+          <w:sz w:val="28"/>
+          <w:szCs w:val="28"/>
+          <w:lang w:eastAsia="ru-RU"/>
+        </w:rPr>
+        <w:t xml:space="preserve"> в компиляторах:</w:t>
       </w:r>
     </w:p>
     <w:p>
@@ -120,32 +60,22 @@
         <w:spacing w:before="100" w:beforeAutospacing="1" w:after="100" w:afterAutospacing="1" w:line="240" w:lineRule="auto"/>
         <w:jc w:val="left"/>
         <w:rPr>
-          <w:rFonts w:ascii="Segoe UI" w:eastAsia="Times New Roman" w:hAnsi="Segoe UI" w:cs="Segoe UI"/>
-          <w:color w:val="242424"/>
-          <w:sz w:val="21"/>
-          <w:szCs w:val="21"/>
-          <w:lang w:eastAsia="ru-RU"/>
-        </w:rPr>
-      </w:pPr>
-      <w:r>
-        <w:rPr>
-          <w:rFonts w:ascii="Segoe UI" w:eastAsia="Times New Roman" w:hAnsi="Segoe UI" w:cs="Segoe UI"/>
-          <w:color w:val="242424"/>
-          <w:sz w:val="21"/>
-          <w:szCs w:val="21"/>
-          <w:lang w:eastAsia="ru-RU"/>
-        </w:rPr>
-        <w:t>Visual Studio</w:t>
-      </w:r>
-      <w:r>
-        <w:rPr>
-          <w:rFonts w:ascii="Segoe UI" w:eastAsia="Times New Roman" w:hAnsi="Segoe UI" w:cs="Segoe UI"/>
-          <w:color w:val="242424"/>
-          <w:sz w:val="21"/>
-          <w:szCs w:val="21"/>
-          <w:lang w:eastAsia="ru-RU"/>
-        </w:rPr>
-        <w:t xml:space="preserve"> (версии хотя бы двух разных лет);</w:t>
+          <w:rFonts w:eastAsia="Times New Roman" w:cs="Times New Roman"/>
+          <w:color w:val="242424"/>
+          <w:sz w:val="28"/>
+          <w:szCs w:val="28"/>
+          <w:lang w:eastAsia="ru-RU"/>
+        </w:rPr>
+      </w:pPr>
+      <w:r>
+        <w:rPr>
+          <w:rFonts w:eastAsia="Times New Roman" w:cs="Times New Roman"/>
+          <w:color w:val="242424"/>
+          <w:sz w:val="28"/>
+          <w:szCs w:val="28"/>
+          <w:lang w:eastAsia="ru-RU"/>
+        </w:rPr>
+        <w:t>Visual Studio (версии хотя бы двух разных лет);</w:t>
       </w:r>
     </w:p>
     <w:p>
@@ -158,32 +88,22 @@
         <w:spacing w:before="100" w:beforeAutospacing="1" w:after="100" w:afterAutospacing="1" w:line="240" w:lineRule="auto"/>
         <w:jc w:val="left"/>
         <w:rPr>
-          <w:rFonts w:ascii="Segoe UI" w:eastAsia="Times New Roman" w:hAnsi="Segoe UI" w:cs="Segoe UI"/>
-          <w:color w:val="242424"/>
-          <w:sz w:val="21"/>
-          <w:szCs w:val="21"/>
-          <w:lang w:eastAsia="ru-RU"/>
-        </w:rPr>
-      </w:pPr>
-      <w:r>
-        <w:rPr>
-          <w:rFonts w:ascii="Segoe UI" w:eastAsia="Times New Roman" w:hAnsi="Segoe UI" w:cs="Segoe UI"/>
-          <w:color w:val="242424"/>
-          <w:sz w:val="21"/>
-          <w:szCs w:val="21"/>
-          <w:lang w:val="en-US" w:eastAsia="ru-RU"/>
-        </w:rPr>
-        <w:t>G</w:t>
-      </w:r>
-      <w:r>
-        <w:rPr>
-          <w:rFonts w:ascii="Segoe UI" w:eastAsia="Times New Roman" w:hAnsi="Segoe UI" w:cs="Segoe UI"/>
-          <w:color w:val="242424"/>
-          <w:sz w:val="21"/>
-          <w:szCs w:val="21"/>
-          <w:lang w:eastAsia="ru-RU"/>
-        </w:rPr>
-        <w:t>CC</w:t>
+          <w:rFonts w:eastAsia="Times New Roman" w:cs="Times New Roman"/>
+          <w:color w:val="242424"/>
+          <w:sz w:val="28"/>
+          <w:szCs w:val="28"/>
+          <w:lang w:eastAsia="ru-RU"/>
+        </w:rPr>
+      </w:pPr>
+      <w:r>
+        <w:rPr>
+          <w:rFonts w:eastAsia="Times New Roman" w:cs="Times New Roman"/>
+          <w:color w:val="242424"/>
+          <w:sz w:val="28"/>
+          <w:szCs w:val="28"/>
+          <w:lang w:eastAsia="ru-RU"/>
+        </w:rPr>
+        <w:t>GCC</w:t>
       </w:r>
     </w:p>
     <w:p>
@@ -196,20 +116,20 @@
         <w:spacing w:before="100" w:beforeAutospacing="1" w:after="100" w:afterAutospacing="1" w:line="240" w:lineRule="auto"/>
         <w:jc w:val="left"/>
         <w:rPr>
-          <w:rFonts w:ascii="Segoe UI" w:eastAsia="Times New Roman" w:hAnsi="Segoe UI" w:cs="Segoe UI"/>
-          <w:color w:val="242424"/>
-          <w:sz w:val="21"/>
-          <w:szCs w:val="21"/>
-          <w:lang w:val="en-US" w:eastAsia="ru-RU"/>
-        </w:rPr>
-      </w:pPr>
-      <w:r>
-        <w:rPr>
-          <w:rFonts w:ascii="Segoe UI" w:eastAsia="Times New Roman" w:hAnsi="Segoe UI" w:cs="Segoe UI"/>
-          <w:color w:val="242424"/>
-          <w:sz w:val="21"/>
-          <w:szCs w:val="21"/>
-          <w:lang w:val="en-US" w:eastAsia="ru-RU"/>
+          <w:rFonts w:eastAsia="Times New Roman" w:cs="Times New Roman"/>
+          <w:color w:val="242424"/>
+          <w:sz w:val="28"/>
+          <w:szCs w:val="28"/>
+          <w:lang w:eastAsia="ru-RU"/>
+        </w:rPr>
+      </w:pPr>
+      <w:r>
+        <w:rPr>
+          <w:rFonts w:eastAsia="Times New Roman" w:cs="Times New Roman"/>
+          <w:color w:val="242424"/>
+          <w:sz w:val="28"/>
+          <w:szCs w:val="28"/>
+          <w:lang w:eastAsia="ru-RU"/>
         </w:rPr>
         <w:t>CLANG</w:t>
       </w:r>
@@ -224,102 +144,52 @@
         <w:spacing w:before="100" w:beforeAutospacing="1" w:after="100" w:afterAutospacing="1" w:line="240" w:lineRule="auto"/>
         <w:jc w:val="left"/>
         <w:rPr>
-          <w:rFonts w:ascii="Segoe UI" w:eastAsia="Times New Roman" w:hAnsi="Segoe UI" w:cs="Segoe UI"/>
-          <w:color w:val="242424"/>
-          <w:sz w:val="21"/>
-          <w:szCs w:val="21"/>
-          <w:lang w:eastAsia="ru-RU"/>
-        </w:rPr>
-      </w:pPr>
-      <w:r>
-        <w:rPr>
-          <w:rFonts w:ascii="Segoe UI" w:eastAsia="Times New Roman" w:hAnsi="Segoe UI" w:cs="Segoe UI"/>
-          <w:color w:val="242424"/>
-          <w:sz w:val="21"/>
-          <w:szCs w:val="21"/>
-          <w:lang w:eastAsia="ru-RU"/>
-        </w:rPr>
-        <w:t>Компилируем исполняемый файл (</w:t>
-      </w:r>
-      <w:r>
-        <w:rPr>
-          <w:rFonts w:ascii="Segoe UI" w:eastAsia="Times New Roman" w:hAnsi="Segoe UI" w:cs="Segoe UI"/>
-          <w:color w:val="242424"/>
-          <w:sz w:val="21"/>
-          <w:szCs w:val="21"/>
-          <w:lang w:val="en-US" w:eastAsia="ru-RU"/>
-        </w:rPr>
-        <w:t>exe</w:t>
-      </w:r>
-      <w:r>
-        <w:rPr>
-          <w:rFonts w:ascii="Segoe UI" w:eastAsia="Times New Roman" w:hAnsi="Segoe UI" w:cs="Segoe UI"/>
-          <w:color w:val="242424"/>
-          <w:sz w:val="21"/>
-          <w:szCs w:val="21"/>
-          <w:lang w:eastAsia="ru-RU"/>
-        </w:rPr>
-        <w:t>) заданного</w:t>
-      </w:r>
-      <w:r>
-        <w:rPr>
-          <w:rFonts w:ascii="Segoe UI" w:eastAsia="Times New Roman" w:hAnsi="Segoe UI" w:cs="Segoe UI"/>
-          <w:color w:val="242424"/>
-          <w:sz w:val="21"/>
-          <w:szCs w:val="21"/>
-          <w:lang w:eastAsia="ru-RU"/>
-        </w:rPr>
-        <w:t xml:space="preserve"> в соответствии с вариантом пример</w:t>
-      </w:r>
-      <w:r>
-        <w:rPr>
-          <w:rFonts w:ascii="Segoe UI" w:eastAsia="Times New Roman" w:hAnsi="Segoe UI" w:cs="Segoe UI"/>
-          <w:color w:val="242424"/>
-          <w:sz w:val="21"/>
-          <w:szCs w:val="21"/>
-          <w:lang w:eastAsia="ru-RU"/>
-        </w:rPr>
-        <w:t>а</w:t>
-      </w:r>
-      <w:r>
-        <w:rPr>
-          <w:rFonts w:ascii="Segoe UI" w:eastAsia="Times New Roman" w:hAnsi="Segoe UI" w:cs="Segoe UI"/>
-          <w:color w:val="242424"/>
-          <w:sz w:val="21"/>
-          <w:szCs w:val="21"/>
-          <w:lang w:eastAsia="ru-RU"/>
-        </w:rPr>
-        <w:t xml:space="preserve"> ПО из книги Дениса Юрицева </w:t>
-      </w:r>
-      <w:r>
-        <w:rPr>
-          <w:rFonts w:ascii="Segoe UI" w:eastAsia="Times New Roman" w:hAnsi="Segoe UI" w:cs="Segoe UI"/>
-          <w:color w:val="242424"/>
-          <w:sz w:val="21"/>
-          <w:szCs w:val="21"/>
-          <w:lang w:eastAsia="ru-RU"/>
-        </w:rPr>
-        <w:t>(</w:t>
-      </w:r>
-      <w:r>
-        <w:rPr>
-          <w:rFonts w:ascii="Segoe UI" w:eastAsia="Times New Roman" w:hAnsi="Segoe UI" w:cs="Segoe UI"/>
-          <w:color w:val="242424"/>
-          <w:sz w:val="21"/>
-          <w:szCs w:val="21"/>
-          <w:lang w:eastAsia="ru-RU"/>
-        </w:rPr>
-        <w:t>reverse-engineering-for-beginners</w:t>
-      </w:r>
-      <w:r>
-        <w:rPr>
-          <w:rFonts w:ascii="Segoe UI" w:eastAsia="Times New Roman" w:hAnsi="Segoe UI" w:cs="Segoe UI"/>
-          <w:color w:val="242424"/>
-          <w:sz w:val="21"/>
-          <w:szCs w:val="21"/>
-          <w:lang w:eastAsia="ru-RU"/>
-        </w:rPr>
-        <w:t>) для ситуации 32 и 64 разрядов в каком–нибудь одном компиляторе.</w:t>
+          <w:rFonts w:eastAsia="Times New Roman" w:cs="Times New Roman"/>
+          <w:color w:val="242424"/>
+          <w:sz w:val="28"/>
+          <w:szCs w:val="28"/>
+          <w:lang w:eastAsia="ru-RU"/>
+        </w:rPr>
+      </w:pPr>
+      <w:r>
+        <w:rPr>
+          <w:rFonts w:eastAsia="Times New Roman" w:cs="Times New Roman"/>
+          <w:color w:val="242424"/>
+          <w:sz w:val="28"/>
+          <w:szCs w:val="28"/>
+          <w:lang w:eastAsia="ru-RU"/>
+        </w:rPr>
+        <w:t xml:space="preserve">Компилируем исполняемый файл (exe) заданного в соответствии с </w:t>
+      </w:r>
+      <w:r>
+        <w:rPr>
+          <w:rFonts w:eastAsia="Times New Roman" w:cs="Times New Roman"/>
+          <w:color w:val="242424"/>
+          <w:sz w:val="28"/>
+          <w:szCs w:val="28"/>
+          <w:lang w:eastAsia="ru-RU"/>
+        </w:rPr>
+        <w:t>выбранным вариантом</w:t>
+      </w:r>
+      <w:r>
+        <w:rPr>
+          <w:rFonts w:eastAsia="Times New Roman" w:cs="Times New Roman"/>
+          <w:color w:val="242424"/>
+          <w:sz w:val="28"/>
+          <w:szCs w:val="28"/>
+          <w:lang w:eastAsia="ru-RU"/>
+        </w:rPr>
+        <w:t xml:space="preserve"> </w:t>
+      </w:r>
+      <w:r>
+        <w:rPr>
+          <w:rFonts w:eastAsia="Times New Roman" w:cs="Times New Roman"/>
+          <w:color w:val="242424"/>
+          <w:sz w:val="28"/>
+          <w:szCs w:val="28"/>
+          <w:lang w:eastAsia="ru-RU"/>
+        </w:rPr>
+        <w:t>для ситуации 32 и 64 разрядов в каком–нибудь одном компиляторе.</w:t>
       </w:r>
     </w:p>
     <w:p>
@@ -332,152 +202,52 @@
         <w:spacing w:before="100" w:beforeAutospacing="1" w:after="100" w:afterAutospacing="1" w:line="240" w:lineRule="auto"/>
         <w:jc w:val="left"/>
         <w:rPr>
-          <w:rFonts w:ascii="Segoe UI" w:eastAsia="Times New Roman" w:hAnsi="Segoe UI" w:cs="Segoe UI"/>
-          <w:color w:val="242424"/>
-          <w:sz w:val="21"/>
-          <w:szCs w:val="21"/>
-          <w:lang w:eastAsia="ru-RU"/>
-        </w:rPr>
-      </w:pPr>
-      <w:r>
-        <w:rPr>
-          <w:rFonts w:ascii="Segoe UI" w:eastAsia="Times New Roman" w:hAnsi="Segoe UI" w:cs="Segoe UI"/>
-          <w:color w:val="242424"/>
-          <w:sz w:val="21"/>
-          <w:szCs w:val="21"/>
-          <w:lang w:eastAsia="ru-RU"/>
-        </w:rPr>
-        <w:t>Компилируем исполняемый файл (</w:t>
-      </w:r>
-      <w:r>
-        <w:rPr>
-          <w:rFonts w:ascii="Segoe UI" w:eastAsia="Times New Roman" w:hAnsi="Segoe UI" w:cs="Segoe UI"/>
-          <w:color w:val="242424"/>
-          <w:sz w:val="21"/>
-          <w:szCs w:val="21"/>
-          <w:lang w:val="en-US" w:eastAsia="ru-RU"/>
-        </w:rPr>
-        <w:t>exe</w:t>
-      </w:r>
-      <w:r>
-        <w:rPr>
-          <w:rFonts w:ascii="Segoe UI" w:eastAsia="Times New Roman" w:hAnsi="Segoe UI" w:cs="Segoe UI"/>
-          <w:color w:val="242424"/>
-          <w:sz w:val="21"/>
-          <w:szCs w:val="21"/>
-          <w:lang w:eastAsia="ru-RU"/>
-        </w:rPr>
-        <w:t>) заданного</w:t>
-      </w:r>
-      <w:r>
-        <w:rPr>
-          <w:rFonts w:ascii="Segoe UI" w:eastAsia="Times New Roman" w:hAnsi="Segoe UI" w:cs="Segoe UI"/>
-          <w:color w:val="242424"/>
-          <w:sz w:val="21"/>
-          <w:szCs w:val="21"/>
-          <w:lang w:eastAsia="ru-RU"/>
-        </w:rPr>
-        <w:t xml:space="preserve"> в соответствии с вариантом пример</w:t>
-      </w:r>
-      <w:r>
-        <w:rPr>
-          <w:rFonts w:ascii="Segoe UI" w:eastAsia="Times New Roman" w:hAnsi="Segoe UI" w:cs="Segoe UI"/>
-          <w:color w:val="242424"/>
-          <w:sz w:val="21"/>
-          <w:szCs w:val="21"/>
-          <w:lang w:eastAsia="ru-RU"/>
-        </w:rPr>
-        <w:t>а</w:t>
-      </w:r>
-      <w:r>
-        <w:rPr>
-          <w:rFonts w:ascii="Segoe UI" w:eastAsia="Times New Roman" w:hAnsi="Segoe UI" w:cs="Segoe UI"/>
-          <w:color w:val="242424"/>
-          <w:sz w:val="21"/>
-          <w:szCs w:val="21"/>
-          <w:lang w:eastAsia="ru-RU"/>
-        </w:rPr>
-        <w:t xml:space="preserve"> ПО из книги Дениса Юрицева </w:t>
-      </w:r>
-      <w:r>
-        <w:rPr>
-          <w:rFonts w:ascii="Segoe UI" w:eastAsia="Times New Roman" w:hAnsi="Segoe UI" w:cs="Segoe UI"/>
-          <w:color w:val="242424"/>
-          <w:sz w:val="21"/>
-          <w:szCs w:val="21"/>
-          <w:lang w:eastAsia="ru-RU"/>
-        </w:rPr>
-        <w:t>(</w:t>
-      </w:r>
-      <w:r>
-        <w:rPr>
-          <w:rFonts w:ascii="Segoe UI" w:eastAsia="Times New Roman" w:hAnsi="Segoe UI" w:cs="Segoe UI"/>
-          <w:color w:val="242424"/>
-          <w:sz w:val="21"/>
-          <w:szCs w:val="21"/>
-          <w:lang w:eastAsia="ru-RU"/>
-        </w:rPr>
-        <w:t>reverse-engineering-for-beginners</w:t>
-      </w:r>
-      <w:r>
-        <w:rPr>
-          <w:rFonts w:ascii="Segoe UI" w:eastAsia="Times New Roman" w:hAnsi="Segoe UI" w:cs="Segoe UI"/>
-          <w:color w:val="242424"/>
-          <w:sz w:val="21"/>
-          <w:szCs w:val="21"/>
-          <w:lang w:eastAsia="ru-RU"/>
-        </w:rPr>
-        <w:t xml:space="preserve">) для заданной разрядности в каком–нибудь одном компиляторе в режиме </w:t>
-      </w:r>
-      <w:r>
-        <w:rPr>
-          <w:rFonts w:ascii="Segoe UI" w:eastAsia="Times New Roman" w:hAnsi="Segoe UI" w:cs="Segoe UI"/>
-          <w:color w:val="242424"/>
-          <w:sz w:val="21"/>
-          <w:szCs w:val="21"/>
-          <w:lang w:val="en-US" w:eastAsia="ru-RU"/>
-        </w:rPr>
-        <w:t>Debug</w:t>
-      </w:r>
-      <w:r>
-        <w:rPr>
-          <w:rFonts w:ascii="Segoe UI" w:eastAsia="Times New Roman" w:hAnsi="Segoe UI" w:cs="Segoe UI"/>
-          <w:color w:val="242424"/>
-          <w:sz w:val="21"/>
-          <w:szCs w:val="21"/>
+          <w:rFonts w:eastAsia="Times New Roman" w:cs="Times New Roman"/>
+          <w:color w:val="242424"/>
+          <w:sz w:val="28"/>
+          <w:szCs w:val="28"/>
+          <w:lang w:eastAsia="ru-RU"/>
+        </w:rPr>
+      </w:pPr>
+      <w:r>
+        <w:rPr>
+          <w:rFonts w:eastAsia="Times New Roman" w:cs="Times New Roman"/>
+          <w:color w:val="242424"/>
+          <w:sz w:val="28"/>
+          <w:szCs w:val="28"/>
+          <w:lang w:eastAsia="ru-RU"/>
+        </w:rPr>
+        <w:t xml:space="preserve">Компилируем исполняемый файл (exe) заданного в соответствии с </w:t>
+      </w:r>
+      <w:r>
+        <w:rPr>
+          <w:rFonts w:eastAsia="Times New Roman" w:cs="Times New Roman"/>
+          <w:color w:val="242424"/>
+          <w:sz w:val="28"/>
+          <w:szCs w:val="28"/>
+          <w:lang w:eastAsia="ru-RU"/>
+        </w:rPr>
+        <w:t>выбранным вариантом</w:t>
+      </w:r>
+      <w:r>
+        <w:rPr>
+          <w:rFonts w:eastAsia="Times New Roman" w:cs="Times New Roman"/>
+          <w:color w:val="242424"/>
+          <w:sz w:val="28"/>
+          <w:szCs w:val="28"/>
           <w:lang w:eastAsia="ru-RU"/>
         </w:rPr>
         <w:t xml:space="preserve"> </w:t>
       </w:r>
       <w:r>
         <w:rPr>
-          <w:rFonts w:ascii="Segoe UI" w:eastAsia="Times New Roman" w:hAnsi="Segoe UI" w:cs="Segoe UI"/>
-          <w:color w:val="242424"/>
-          <w:sz w:val="21"/>
-          <w:szCs w:val="21"/>
-          <w:lang w:eastAsia="ru-RU"/>
-        </w:rPr>
-        <w:t xml:space="preserve">и </w:t>
-      </w:r>
-      <w:r>
-        <w:rPr>
-          <w:rFonts w:ascii="Segoe UI" w:eastAsia="Times New Roman" w:hAnsi="Segoe UI" w:cs="Segoe UI"/>
-          <w:color w:val="242424"/>
-          <w:sz w:val="21"/>
-          <w:szCs w:val="21"/>
-          <w:lang w:val="en-US" w:eastAsia="ru-RU"/>
-        </w:rPr>
-        <w:t>Release</w:t>
-      </w:r>
-      <w:r>
-        <w:rPr>
-          <w:rFonts w:ascii="Segoe UI" w:eastAsia="Times New Roman" w:hAnsi="Segoe UI" w:cs="Segoe UI"/>
-          <w:color w:val="242424"/>
-          <w:sz w:val="21"/>
-          <w:szCs w:val="21"/>
-          <w:lang w:eastAsia="ru-RU"/>
-        </w:rPr>
-        <w:t>.</w:t>
+          <w:rFonts w:eastAsia="Times New Roman" w:cs="Times New Roman"/>
+          <w:color w:val="242424"/>
+          <w:sz w:val="28"/>
+          <w:szCs w:val="28"/>
+          <w:lang w:eastAsia="ru-RU"/>
+        </w:rPr>
+        <w:t>для заданной разрядности в каком–нибудь одном компиляторе в режиме Debug и Release.</w:t>
       </w:r>
     </w:p>
     <w:p>
@@ -490,122 +260,42 @@
         <w:spacing w:before="100" w:beforeAutospacing="1" w:after="100" w:afterAutospacing="1" w:line="240" w:lineRule="auto"/>
         <w:jc w:val="left"/>
         <w:rPr>
-          <w:rFonts w:ascii="Segoe UI" w:eastAsia="Times New Roman" w:hAnsi="Segoe UI" w:cs="Segoe UI"/>
-          <w:color w:val="242424"/>
-          <w:sz w:val="21"/>
-          <w:szCs w:val="21"/>
-          <w:lang w:eastAsia="ru-RU"/>
-        </w:rPr>
-      </w:pPr>
-      <w:r>
-        <w:rPr>
-          <w:rFonts w:ascii="Segoe UI" w:eastAsia="Times New Roman" w:hAnsi="Segoe UI" w:cs="Segoe UI"/>
-          <w:color w:val="242424"/>
-          <w:sz w:val="21"/>
-          <w:szCs w:val="21"/>
-          <w:lang w:eastAsia="ru-RU"/>
-        </w:rPr>
-        <w:t xml:space="preserve">Провести анализ </w:t>
-      </w:r>
-      <w:r>
-        <w:rPr>
-          <w:rFonts w:ascii="Segoe UI" w:eastAsia="Times New Roman" w:hAnsi="Segoe UI" w:cs="Segoe UI"/>
-          <w:color w:val="242424"/>
-          <w:sz w:val="21"/>
-          <w:szCs w:val="21"/>
-          <w:lang w:eastAsia="ru-RU"/>
-        </w:rPr>
-        <w:t>исполняемого файла (</w:t>
-      </w:r>
-      <w:r>
-        <w:rPr>
-          <w:rFonts w:ascii="Segoe UI" w:eastAsia="Times New Roman" w:hAnsi="Segoe UI" w:cs="Segoe UI"/>
-          <w:color w:val="242424"/>
-          <w:sz w:val="21"/>
-          <w:szCs w:val="21"/>
-          <w:lang w:val="en-US" w:eastAsia="ru-RU"/>
-        </w:rPr>
-        <w:t>exe</w:t>
-      </w:r>
-      <w:r>
-        <w:rPr>
-          <w:rFonts w:ascii="Segoe UI" w:eastAsia="Times New Roman" w:hAnsi="Segoe UI" w:cs="Segoe UI"/>
-          <w:color w:val="242424"/>
-          <w:sz w:val="21"/>
-          <w:szCs w:val="21"/>
-          <w:lang w:eastAsia="ru-RU"/>
-        </w:rPr>
-        <w:t>) заданного</w:t>
-      </w:r>
-      <w:r>
-        <w:rPr>
-          <w:rFonts w:ascii="Segoe UI" w:eastAsia="Times New Roman" w:hAnsi="Segoe UI" w:cs="Segoe UI"/>
-          <w:color w:val="242424"/>
-          <w:sz w:val="21"/>
-          <w:szCs w:val="21"/>
-          <w:lang w:eastAsia="ru-RU"/>
-        </w:rPr>
-        <w:t xml:space="preserve"> в соответствии с вариантом пример</w:t>
-      </w:r>
-      <w:r>
-        <w:rPr>
-          <w:rFonts w:ascii="Segoe UI" w:eastAsia="Times New Roman" w:hAnsi="Segoe UI" w:cs="Segoe UI"/>
-          <w:color w:val="242424"/>
-          <w:sz w:val="21"/>
-          <w:szCs w:val="21"/>
-          <w:lang w:eastAsia="ru-RU"/>
-        </w:rPr>
-        <w:t>а</w:t>
-      </w:r>
-      <w:r>
-        <w:rPr>
-          <w:rFonts w:ascii="Segoe UI" w:eastAsia="Times New Roman" w:hAnsi="Segoe UI" w:cs="Segoe UI"/>
-          <w:color w:val="242424"/>
-          <w:sz w:val="21"/>
-          <w:szCs w:val="21"/>
-          <w:lang w:eastAsia="ru-RU"/>
-        </w:rPr>
-        <w:t xml:space="preserve"> ПО из книги Дениса Юрицева </w:t>
-      </w:r>
-      <w:r>
-        <w:rPr>
-          <w:rFonts w:ascii="Segoe UI" w:eastAsia="Times New Roman" w:hAnsi="Segoe UI" w:cs="Segoe UI"/>
-          <w:color w:val="242424"/>
-          <w:sz w:val="21"/>
-          <w:szCs w:val="21"/>
-          <w:lang w:eastAsia="ru-RU"/>
-        </w:rPr>
-        <w:t>(</w:t>
-      </w:r>
-      <w:r>
-        <w:rPr>
-          <w:rFonts w:ascii="Segoe UI" w:eastAsia="Times New Roman" w:hAnsi="Segoe UI" w:cs="Segoe UI"/>
-          <w:color w:val="242424"/>
-          <w:sz w:val="21"/>
-          <w:szCs w:val="21"/>
-          <w:lang w:eastAsia="ru-RU"/>
-        </w:rPr>
-        <w:t>reverse-engineering-for-beginners</w:t>
-      </w:r>
-      <w:r>
-        <w:rPr>
-          <w:rFonts w:ascii="Segoe UI" w:eastAsia="Times New Roman" w:hAnsi="Segoe UI" w:cs="Segoe UI"/>
-          <w:color w:val="242424"/>
-          <w:sz w:val="21"/>
-          <w:szCs w:val="21"/>
-          <w:lang w:eastAsia="ru-RU"/>
-        </w:rPr>
-        <w:t>)</w:t>
-      </w:r>
-      <w:r>
-        <w:rPr>
-          <w:rFonts w:ascii="Segoe UI" w:eastAsia="Times New Roman" w:hAnsi="Segoe UI" w:cs="Segoe UI"/>
-          <w:color w:val="242424"/>
-          <w:sz w:val="21"/>
-          <w:szCs w:val="21"/>
-          <w:lang w:eastAsia="ru-RU"/>
-        </w:rPr>
-        <w:t xml:space="preserve"> с использованием </w:t>
+          <w:rFonts w:eastAsia="Times New Roman" w:cs="Times New Roman"/>
+          <w:color w:val="242424"/>
+          <w:sz w:val="28"/>
+          <w:szCs w:val="28"/>
+          <w:lang w:eastAsia="ru-RU"/>
+        </w:rPr>
+      </w:pPr>
+      <w:r>
+        <w:rPr>
+          <w:rFonts w:eastAsia="Times New Roman" w:cs="Times New Roman"/>
+          <w:color w:val="242424"/>
+          <w:sz w:val="28"/>
+          <w:szCs w:val="28"/>
+          <w:lang w:eastAsia="ru-RU"/>
+        </w:rPr>
+        <w:t xml:space="preserve">Провести анализ исполняемого файла (exe) заданного в соответствии с </w:t>
+      </w:r>
+      <w:r>
+        <w:rPr>
+          <w:rFonts w:eastAsia="Times New Roman" w:cs="Times New Roman"/>
+          <w:color w:val="242424"/>
+          <w:sz w:val="28"/>
+          <w:szCs w:val="28"/>
+          <w:lang w:eastAsia="ru-RU"/>
+        </w:rPr>
+        <w:t xml:space="preserve">выбранным </w:t>
+      </w:r>
+      <w:r>
+        <w:rPr>
+          <w:rFonts w:eastAsia="Times New Roman" w:cs="Times New Roman"/>
+          <w:color w:val="242424"/>
+          <w:sz w:val="28"/>
+          <w:szCs w:val="28"/>
+          <w:lang w:eastAsia="ru-RU"/>
+        </w:rPr>
+        <w:t xml:space="preserve">вариантом с использованием </w:t>
       </w:r>
     </w:p>
     <w:p>
@@ -618,82 +308,22 @@
         <w:spacing w:before="100" w:beforeAutospacing="1" w:after="100" w:afterAutospacing="1" w:line="240" w:lineRule="auto"/>
         <w:jc w:val="left"/>
         <w:rPr>
-          <w:rFonts w:ascii="Segoe UI" w:eastAsia="Times New Roman" w:hAnsi="Segoe UI" w:cs="Segoe UI"/>
-          <w:color w:val="242424"/>
-          <w:sz w:val="21"/>
-          <w:szCs w:val="21"/>
-          <w:lang w:eastAsia="ru-RU"/>
-        </w:rPr>
-      </w:pPr>
-      <w:r>
-        <w:rPr>
-          <w:rFonts w:ascii="Segoe UI" w:eastAsia="Times New Roman" w:hAnsi="Segoe UI" w:cs="Segoe UI"/>
-          <w:color w:val="242424"/>
-          <w:sz w:val="21"/>
-          <w:szCs w:val="21"/>
-          <w:lang w:eastAsia="ru-RU"/>
-        </w:rPr>
-        <w:t>Radare2</w:t>
-      </w:r>
-      <w:r>
-        <w:rPr>
-          <w:rFonts w:ascii="Segoe UI" w:eastAsia="Times New Roman" w:hAnsi="Segoe UI" w:cs="Segoe UI"/>
-          <w:color w:val="242424"/>
-          <w:sz w:val="21"/>
-          <w:szCs w:val="21"/>
-          <w:lang w:eastAsia="ru-RU"/>
-        </w:rPr>
-        <w:t xml:space="preserve"> (</w:t>
-      </w:r>
-      <w:r>
-        <w:rPr>
-          <w:rFonts w:ascii="Segoe UI" w:eastAsia="Times New Roman" w:hAnsi="Segoe UI" w:cs="Segoe UI"/>
-          <w:color w:val="242424"/>
-          <w:sz w:val="21"/>
-          <w:szCs w:val="21"/>
-          <w:lang w:eastAsia="ru-RU"/>
-        </w:rPr>
-        <w:t>опираемся на учебное пособие «</w:t>
-      </w:r>
-      <w:r>
-        <w:rPr>
-          <w:rFonts w:ascii="Segoe UI" w:eastAsia="Times New Roman" w:hAnsi="Segoe UI" w:cs="Segoe UI"/>
-          <w:color w:val="242424"/>
-          <w:sz w:val="21"/>
-          <w:szCs w:val="21"/>
-          <w:lang w:eastAsia="ru-RU"/>
-        </w:rPr>
-        <w:t>Uchebnoe_Posobie_revers_inzhiniring</w:t>
-      </w:r>
-      <w:r>
-        <w:rPr>
-          <w:rFonts w:ascii="Segoe UI" w:eastAsia="Times New Roman" w:hAnsi="Segoe UI" w:cs="Segoe UI"/>
-          <w:color w:val="242424"/>
-          <w:sz w:val="21"/>
-          <w:szCs w:val="21"/>
-          <w:lang w:eastAsia="ru-RU"/>
-        </w:rPr>
-        <w:t>»</w:t>
-      </w:r>
-      <w:r>
-        <w:rPr>
-          <w:rFonts w:ascii="Segoe UI" w:eastAsia="Times New Roman" w:hAnsi="Segoe UI" w:cs="Segoe UI"/>
-          <w:color w:val="242424"/>
-          <w:sz w:val="21"/>
-          <w:szCs w:val="21"/>
-          <w:lang w:eastAsia="ru-RU"/>
-        </w:rPr>
-        <w:t>)</w:t>
-      </w:r>
-      <w:r>
-        <w:rPr>
-          <w:rFonts w:ascii="Segoe UI" w:eastAsia="Times New Roman" w:hAnsi="Segoe UI" w:cs="Segoe UI"/>
-          <w:color w:val="242424"/>
-          <w:sz w:val="21"/>
-          <w:szCs w:val="21"/>
-          <w:lang w:eastAsia="ru-RU"/>
-        </w:rPr>
-        <w:t>;</w:t>
+          <w:rFonts w:eastAsia="Times New Roman" w:cs="Times New Roman"/>
+          <w:color w:val="242424"/>
+          <w:sz w:val="28"/>
+          <w:szCs w:val="28"/>
+          <w:lang w:eastAsia="ru-RU"/>
+        </w:rPr>
+      </w:pPr>
+      <w:r>
+        <w:rPr>
+          <w:rFonts w:eastAsia="Times New Roman" w:cs="Times New Roman"/>
+          <w:color w:val="242424"/>
+          <w:sz w:val="28"/>
+          <w:szCs w:val="28"/>
+          <w:lang w:eastAsia="ru-RU"/>
+        </w:rPr>
+        <w:t>Radare2 (опираемся на учебное пособие «Uchebnoe_Posobie_revers_inzhiniring»);</w:t>
       </w:r>
     </w:p>
     <w:p>
@@ -706,92 +336,22 @@
         <w:spacing w:before="100" w:beforeAutospacing="1" w:after="100" w:afterAutospacing="1" w:line="240" w:lineRule="auto"/>
         <w:jc w:val="left"/>
         <w:rPr>
-          <w:rFonts w:ascii="Segoe UI" w:eastAsia="Times New Roman" w:hAnsi="Segoe UI" w:cs="Segoe UI"/>
-          <w:color w:val="242424"/>
-          <w:sz w:val="21"/>
-          <w:szCs w:val="21"/>
-          <w:lang w:eastAsia="ru-RU"/>
-        </w:rPr>
-      </w:pPr>
-      <w:r>
-        <w:rPr>
-          <w:rFonts w:ascii="Segoe UI" w:eastAsia="Times New Roman" w:hAnsi="Segoe UI" w:cs="Segoe UI"/>
-          <w:color w:val="242424"/>
-          <w:sz w:val="21"/>
-          <w:szCs w:val="21"/>
-          <w:lang w:eastAsia="ru-RU"/>
-        </w:rPr>
-        <w:t>IdaPro</w:t>
-      </w:r>
-      <w:r>
-        <w:rPr>
-          <w:rFonts w:ascii="Segoe UI" w:eastAsia="Times New Roman" w:hAnsi="Segoe UI" w:cs="Segoe UI"/>
-          <w:color w:val="242424"/>
-          <w:sz w:val="21"/>
-          <w:szCs w:val="21"/>
-          <w:lang w:eastAsia="ru-RU"/>
-        </w:rPr>
-        <w:t xml:space="preserve"> </w:t>
-      </w:r>
-      <w:r>
-        <w:rPr>
-          <w:rFonts w:ascii="Segoe UI" w:eastAsia="Times New Roman" w:hAnsi="Segoe UI" w:cs="Segoe UI"/>
-          <w:color w:val="242424"/>
-          <w:sz w:val="21"/>
-          <w:szCs w:val="21"/>
-          <w:lang w:eastAsia="ru-RU"/>
-        </w:rPr>
-        <w:t>(</w:t>
-      </w:r>
-      <w:r>
-        <w:rPr>
-          <w:rFonts w:ascii="Segoe UI" w:eastAsia="Times New Roman" w:hAnsi="Segoe UI" w:cs="Segoe UI"/>
-          <w:color w:val="242424"/>
-          <w:sz w:val="21"/>
-          <w:szCs w:val="21"/>
-          <w:lang w:eastAsia="ru-RU"/>
-        </w:rPr>
-        <w:t>опираемся на учебное пособие «</w:t>
-      </w:r>
-      <w:r>
-        <w:rPr>
-          <w:rFonts w:ascii="Segoe UI" w:eastAsia="Times New Roman" w:hAnsi="Segoe UI" w:cs="Segoe UI"/>
-          <w:color w:val="242424"/>
-          <w:sz w:val="21"/>
-          <w:szCs w:val="21"/>
-          <w:lang w:eastAsia="ru-RU"/>
-        </w:rPr>
-        <w:t>Uchebnoe_Posobie_revers_inzhiniring</w:t>
-      </w:r>
-      <w:r>
-        <w:rPr>
-          <w:rFonts w:ascii="Segoe UI" w:eastAsia="Times New Roman" w:hAnsi="Segoe UI" w:cs="Segoe UI"/>
-          <w:color w:val="242424"/>
-          <w:sz w:val="21"/>
-          <w:szCs w:val="21"/>
-          <w:lang w:eastAsia="ru-RU"/>
-        </w:rPr>
-        <w:t>»</w:t>
-      </w:r>
-      <w:r>
-        <w:rPr>
-          <w:rFonts w:ascii="Segoe UI" w:eastAsia="Times New Roman" w:hAnsi="Segoe UI" w:cs="Segoe UI"/>
-          <w:color w:val="242424"/>
-          <w:sz w:val="21"/>
-          <w:szCs w:val="21"/>
-          <w:lang w:eastAsia="ru-RU"/>
-        </w:rPr>
-        <w:t>)</w:t>
-      </w:r>
-      <w:r>
-        <w:rPr>
-          <w:rFonts w:ascii="Segoe UI" w:eastAsia="Times New Roman" w:hAnsi="Segoe UI" w:cs="Segoe UI"/>
-          <w:color w:val="242424"/>
-          <w:sz w:val="21"/>
-          <w:szCs w:val="21"/>
-          <w:lang w:eastAsia="ru-RU"/>
-        </w:rPr>
-        <w:t>;</w:t>
+          <w:rFonts w:eastAsia="Times New Roman" w:cs="Times New Roman"/>
+          <w:color w:val="242424"/>
+          <w:sz w:val="28"/>
+          <w:szCs w:val="28"/>
+          <w:lang w:eastAsia="ru-RU"/>
+        </w:rPr>
+      </w:pPr>
+      <w:r>
+        <w:rPr>
+          <w:rFonts w:eastAsia="Times New Roman" w:cs="Times New Roman"/>
+          <w:color w:val="242424"/>
+          <w:sz w:val="28"/>
+          <w:szCs w:val="28"/>
+          <w:lang w:eastAsia="ru-RU"/>
+        </w:rPr>
+        <w:t>IdaPro (опираемся на учебное пособие «Uchebnoe_Posobie_revers_inzhiniring»);</w:t>
       </w:r>
     </w:p>
     <w:p>
@@ -804,32 +364,22 @@
         <w:spacing w:before="100" w:beforeAutospacing="1" w:after="100" w:afterAutospacing="1" w:line="240" w:lineRule="auto"/>
         <w:jc w:val="left"/>
         <w:rPr>
-          <w:rFonts w:ascii="Segoe UI" w:eastAsia="Times New Roman" w:hAnsi="Segoe UI" w:cs="Segoe UI"/>
-          <w:color w:val="242424"/>
-          <w:sz w:val="21"/>
-          <w:szCs w:val="21"/>
-          <w:lang w:eastAsia="ru-RU"/>
-        </w:rPr>
-      </w:pPr>
-      <w:r>
-        <w:rPr>
-          <w:rFonts w:ascii="Segoe UI" w:eastAsia="Times New Roman" w:hAnsi="Segoe UI" w:cs="Segoe UI"/>
-          <w:color w:val="242424"/>
-          <w:sz w:val="21"/>
-          <w:szCs w:val="21"/>
-          <w:lang w:eastAsia="ru-RU"/>
-        </w:rPr>
-        <w:t>Visual Studio</w:t>
-      </w:r>
-      <w:r>
-        <w:rPr>
-          <w:rFonts w:ascii="Segoe UI" w:eastAsia="Times New Roman" w:hAnsi="Segoe UI" w:cs="Segoe UI"/>
-          <w:color w:val="242424"/>
-          <w:sz w:val="21"/>
-          <w:szCs w:val="21"/>
-          <w:lang w:eastAsia="ru-RU"/>
-        </w:rPr>
-        <w:t>;</w:t>
+          <w:rFonts w:eastAsia="Times New Roman" w:cs="Times New Roman"/>
+          <w:color w:val="242424"/>
+          <w:sz w:val="28"/>
+          <w:szCs w:val="28"/>
+          <w:lang w:eastAsia="ru-RU"/>
+        </w:rPr>
+      </w:pPr>
+      <w:r>
+        <w:rPr>
+          <w:rFonts w:eastAsia="Times New Roman" w:cs="Times New Roman"/>
+          <w:color w:val="242424"/>
+          <w:sz w:val="28"/>
+          <w:szCs w:val="28"/>
+          <w:lang w:eastAsia="ru-RU"/>
+        </w:rPr>
+        <w:t>Visual Studio;</w:t>
       </w:r>
     </w:p>
     <w:p>
@@ -842,52 +392,22 @@
         <w:spacing w:before="100" w:beforeAutospacing="1" w:after="100" w:afterAutospacing="1" w:line="240" w:lineRule="auto"/>
         <w:jc w:val="left"/>
         <w:rPr>
-          <w:rFonts w:ascii="Segoe UI" w:eastAsia="Times New Roman" w:hAnsi="Segoe UI" w:cs="Segoe UI"/>
-          <w:color w:val="242424"/>
-          <w:sz w:val="21"/>
-          <w:szCs w:val="21"/>
-          <w:lang w:eastAsia="ru-RU"/>
-        </w:rPr>
-      </w:pPr>
-      <w:r>
-        <w:rPr>
-          <w:rFonts w:ascii="Segoe UI" w:eastAsia="Times New Roman" w:hAnsi="Segoe UI" w:cs="Segoe UI"/>
-          <w:color w:val="242424"/>
-          <w:sz w:val="21"/>
-          <w:szCs w:val="21"/>
-          <w:lang w:eastAsia="ru-RU"/>
-        </w:rPr>
-        <w:t>x64dbg (</w:t>
-      </w:r>
-      <w:r>
-        <w:rPr>
-          <w:rFonts w:ascii="Segoe UI" w:eastAsia="Times New Roman" w:hAnsi="Segoe UI" w:cs="Segoe UI"/>
-          <w:color w:val="242424"/>
-          <w:sz w:val="21"/>
-          <w:szCs w:val="21"/>
-          <w:lang w:eastAsia="ru-RU"/>
-        </w:rPr>
-        <w:t>опираемся на</w:t>
-      </w:r>
-      <w:r>
-        <w:rPr>
-          <w:rFonts w:ascii="Segoe UI" w:eastAsia="Times New Roman" w:hAnsi="Segoe UI" w:cs="Segoe UI"/>
-          <w:color w:val="242424"/>
-          <w:sz w:val="21"/>
-          <w:szCs w:val="21"/>
-          <w:lang w:eastAsia="ru-RU"/>
-        </w:rPr>
-        <w:t xml:space="preserve"> дипломный проект Е. Ляпиной)</w:t>
-      </w:r>
-      <w:r>
-        <w:rPr>
-          <w:rFonts w:ascii="Segoe UI" w:eastAsia="Times New Roman" w:hAnsi="Segoe UI" w:cs="Segoe UI"/>
-          <w:color w:val="242424"/>
-          <w:sz w:val="21"/>
-          <w:szCs w:val="21"/>
-          <w:lang w:eastAsia="ru-RU"/>
-        </w:rPr>
-        <w:t>;</w:t>
+          <w:rFonts w:eastAsia="Times New Roman" w:cs="Times New Roman"/>
+          <w:color w:val="242424"/>
+          <w:sz w:val="28"/>
+          <w:szCs w:val="28"/>
+          <w:lang w:eastAsia="ru-RU"/>
+        </w:rPr>
+      </w:pPr>
+      <w:r>
+        <w:rPr>
+          <w:rFonts w:eastAsia="Times New Roman" w:cs="Times New Roman"/>
+          <w:color w:val="242424"/>
+          <w:sz w:val="28"/>
+          <w:szCs w:val="28"/>
+          <w:lang w:eastAsia="ru-RU"/>
+        </w:rPr>
+        <w:t>x64dbg (опираемся на дипломный проект Е. Ляпиной);</w:t>
       </w:r>
     </w:p>
     <w:p>
@@ -900,19 +420,19 @@
         <w:spacing w:before="100" w:beforeAutospacing="1" w:after="100" w:afterAutospacing="1" w:line="240" w:lineRule="auto"/>
         <w:jc w:val="left"/>
         <w:rPr>
-          <w:rFonts w:ascii="Segoe UI" w:eastAsia="Times New Roman" w:hAnsi="Segoe UI" w:cs="Segoe UI"/>
-          <w:color w:val="242424"/>
-          <w:sz w:val="21"/>
-          <w:szCs w:val="21"/>
-          <w:lang w:eastAsia="ru-RU"/>
-        </w:rPr>
-      </w:pPr>
-      <w:r>
-        <w:rPr>
-          <w:rFonts w:ascii="Segoe UI" w:eastAsia="Times New Roman" w:hAnsi="Segoe UI" w:cs="Segoe UI"/>
-          <w:color w:val="242424"/>
-          <w:sz w:val="21"/>
-          <w:szCs w:val="21"/>
+          <w:rFonts w:eastAsia="Times New Roman" w:cs="Times New Roman"/>
+          <w:color w:val="242424"/>
+          <w:sz w:val="28"/>
+          <w:szCs w:val="28"/>
+          <w:lang w:eastAsia="ru-RU"/>
+        </w:rPr>
+      </w:pPr>
+      <w:r>
+        <w:rPr>
+          <w:rFonts w:eastAsia="Times New Roman" w:cs="Times New Roman"/>
+          <w:color w:val="242424"/>
+          <w:sz w:val="28"/>
+          <w:szCs w:val="28"/>
           <w:lang w:eastAsia="ru-RU"/>
         </w:rPr>
         <w:t>GHIDRA (файл «Python_reverse»).</w:t>
@@ -928,19 +448,19 @@
         <w:spacing w:before="100" w:beforeAutospacing="1" w:after="100" w:afterAutospacing="1" w:line="240" w:lineRule="auto"/>
         <w:jc w:val="left"/>
         <w:rPr>
-          <w:rFonts w:ascii="Segoe UI" w:eastAsia="Times New Roman" w:hAnsi="Segoe UI" w:cs="Segoe UI"/>
-          <w:color w:val="242424"/>
-          <w:sz w:val="21"/>
-          <w:szCs w:val="21"/>
-          <w:lang w:eastAsia="ru-RU"/>
-        </w:rPr>
-      </w:pPr>
-      <w:r>
-        <w:rPr>
-          <w:rFonts w:ascii="Segoe UI" w:eastAsia="Times New Roman" w:hAnsi="Segoe UI" w:cs="Segoe UI"/>
-          <w:color w:val="242424"/>
-          <w:sz w:val="21"/>
-          <w:szCs w:val="21"/>
+          <w:rFonts w:eastAsia="Times New Roman" w:cs="Times New Roman"/>
+          <w:color w:val="242424"/>
+          <w:sz w:val="28"/>
+          <w:szCs w:val="28"/>
+          <w:lang w:eastAsia="ru-RU"/>
+        </w:rPr>
+      </w:pPr>
+      <w:r>
+        <w:rPr>
+          <w:rFonts w:eastAsia="Times New Roman" w:cs="Times New Roman"/>
+          <w:color w:val="242424"/>
+          <w:sz w:val="28"/>
+          <w:szCs w:val="28"/>
           <w:lang w:eastAsia="ru-RU"/>
         </w:rPr>
         <w:t>Построить графы вызова процедур (с использованием Radare2, IdaPro).</w:t>
@@ -956,69 +476,39 @@
         <w:spacing w:before="100" w:beforeAutospacing="1" w:after="100" w:afterAutospacing="1" w:line="240" w:lineRule="auto"/>
         <w:jc w:val="left"/>
         <w:rPr>
-          <w:rFonts w:ascii="Segoe UI" w:eastAsia="Times New Roman" w:hAnsi="Segoe UI" w:cs="Segoe UI"/>
-          <w:color w:val="242424"/>
-          <w:sz w:val="21"/>
-          <w:szCs w:val="21"/>
-          <w:lang w:eastAsia="ru-RU"/>
-        </w:rPr>
-      </w:pPr>
-      <w:r>
-        <w:rPr>
-          <w:rFonts w:ascii="Segoe UI" w:eastAsia="Times New Roman" w:hAnsi="Segoe UI" w:cs="Segoe UI"/>
-          <w:color w:val="242424"/>
-          <w:sz w:val="21"/>
-          <w:szCs w:val="21"/>
+          <w:rFonts w:eastAsia="Times New Roman" w:cs="Times New Roman"/>
+          <w:color w:val="242424"/>
+          <w:sz w:val="28"/>
+          <w:szCs w:val="28"/>
+          <w:lang w:eastAsia="ru-RU"/>
+        </w:rPr>
+      </w:pPr>
+      <w:r>
+        <w:rPr>
+          <w:rFonts w:eastAsia="Times New Roman" w:cs="Times New Roman"/>
+          <w:color w:val="242424"/>
+          <w:sz w:val="28"/>
+          <w:szCs w:val="28"/>
           <w:lang w:eastAsia="ru-RU"/>
         </w:rPr>
         <w:t>Провести сравнение полученных результатов</w:t>
       </w:r>
       <w:r>
         <w:rPr>
-          <w:rFonts w:ascii="Segoe UI" w:eastAsia="Times New Roman" w:hAnsi="Segoe UI" w:cs="Segoe UI"/>
-          <w:color w:val="242424"/>
-          <w:sz w:val="21"/>
-          <w:szCs w:val="21"/>
-          <w:lang w:eastAsia="ru-RU"/>
-        </w:rPr>
-        <w:t xml:space="preserve">: 6 </w:t>
-      </w:r>
-      <w:r>
-        <w:rPr>
-          <w:rFonts w:ascii="Segoe UI" w:eastAsia="Times New Roman" w:hAnsi="Segoe UI" w:cs="Segoe UI"/>
-          <w:color w:val="242424"/>
-          <w:sz w:val="21"/>
-          <w:szCs w:val="21"/>
-          <w:lang w:val="en-US" w:eastAsia="ru-RU"/>
-        </w:rPr>
-        <w:t>exe</w:t>
-      </w:r>
-      <w:r>
-        <w:rPr>
-          <w:rFonts w:ascii="Segoe UI" w:eastAsia="Times New Roman" w:hAnsi="Segoe UI" w:cs="Segoe UI"/>
-          <w:color w:val="242424"/>
-          <w:sz w:val="21"/>
-          <w:szCs w:val="21"/>
-          <w:lang w:eastAsia="ru-RU"/>
-        </w:rPr>
-        <w:t xml:space="preserve"> </w:t>
-      </w:r>
-      <w:r>
-        <w:rPr>
-          <w:rFonts w:ascii="Segoe UI" w:eastAsia="Times New Roman" w:hAnsi="Segoe UI" w:cs="Segoe UI"/>
-          <w:color w:val="242424"/>
-          <w:sz w:val="21"/>
-          <w:szCs w:val="21"/>
-          <w:lang w:eastAsia="ru-RU"/>
-        </w:rPr>
-        <w:t>файлов анализируем 5 средствами</w:t>
-      </w:r>
-      <w:r>
-        <w:rPr>
-          <w:rFonts w:ascii="Segoe UI" w:eastAsia="Times New Roman" w:hAnsi="Segoe UI" w:cs="Segoe UI"/>
-          <w:color w:val="242424"/>
-          <w:sz w:val="21"/>
-          <w:szCs w:val="21"/>
+          <w:rFonts w:eastAsia="Times New Roman" w:cs="Times New Roman"/>
+          <w:color w:val="242424"/>
+          <w:sz w:val="28"/>
+          <w:szCs w:val="28"/>
+          <w:lang w:eastAsia="ru-RU"/>
+        </w:rPr>
+        <w:t>: 6 exe файлов анализируем 5 средствами</w:t>
+      </w:r>
+      <w:r>
+        <w:rPr>
+          <w:rFonts w:eastAsia="Times New Roman" w:cs="Times New Roman"/>
+          <w:color w:val="242424"/>
+          <w:sz w:val="28"/>
+          <w:szCs w:val="28"/>
           <w:lang w:eastAsia="ru-RU"/>
         </w:rPr>
         <w:t>.</w:t>
@@ -1034,19 +524,19 @@
         <w:spacing w:before="100" w:beforeAutospacing="1" w:after="100" w:afterAutospacing="1" w:line="240" w:lineRule="auto"/>
         <w:jc w:val="left"/>
         <w:rPr>
-          <w:rFonts w:ascii="Segoe UI" w:eastAsia="Times New Roman" w:hAnsi="Segoe UI" w:cs="Segoe UI"/>
-          <w:color w:val="242424"/>
-          <w:sz w:val="21"/>
-          <w:szCs w:val="21"/>
-          <w:lang w:eastAsia="ru-RU"/>
-        </w:rPr>
-      </w:pPr>
-      <w:r>
-        <w:rPr>
-          <w:rFonts w:ascii="Segoe UI" w:eastAsia="Times New Roman" w:hAnsi="Segoe UI" w:cs="Segoe UI"/>
-          <w:color w:val="242424"/>
-          <w:sz w:val="21"/>
-          <w:szCs w:val="21"/>
+          <w:rFonts w:eastAsia="Times New Roman" w:cs="Times New Roman"/>
+          <w:color w:val="242424"/>
+          <w:sz w:val="28"/>
+          <w:szCs w:val="28"/>
+          <w:lang w:eastAsia="ru-RU"/>
+        </w:rPr>
+      </w:pPr>
+      <w:r>
+        <w:rPr>
+          <w:rFonts w:eastAsia="Times New Roman" w:cs="Times New Roman"/>
+          <w:color w:val="242424"/>
+          <w:sz w:val="28"/>
+          <w:szCs w:val="28"/>
           <w:lang w:eastAsia="ru-RU"/>
         </w:rPr>
         <w:t>Для защиты полученные графы распечатать.</w:t>
@@ -1062,19 +552,19 @@
         <w:spacing w:before="100" w:beforeAutospacing="1" w:after="100" w:afterAutospacing="1" w:line="240" w:lineRule="auto"/>
         <w:jc w:val="left"/>
         <w:rPr>
-          <w:rFonts w:ascii="Segoe UI" w:eastAsia="Times New Roman" w:hAnsi="Segoe UI" w:cs="Segoe UI"/>
-          <w:color w:val="242424"/>
-          <w:sz w:val="21"/>
-          <w:szCs w:val="21"/>
-          <w:lang w:eastAsia="ru-RU"/>
-        </w:rPr>
-      </w:pPr>
-      <w:r>
-        <w:rPr>
-          <w:rFonts w:ascii="Segoe UI" w:eastAsia="Times New Roman" w:hAnsi="Segoe UI" w:cs="Segoe UI"/>
-          <w:color w:val="242424"/>
-          <w:sz w:val="21"/>
-          <w:szCs w:val="21"/>
+          <w:rFonts w:eastAsia="Times New Roman" w:cs="Times New Roman"/>
+          <w:color w:val="242424"/>
+          <w:sz w:val="28"/>
+          <w:szCs w:val="28"/>
+          <w:lang w:eastAsia="ru-RU"/>
+        </w:rPr>
+      </w:pPr>
+      <w:r>
+        <w:rPr>
+          <w:rFonts w:eastAsia="Times New Roman" w:cs="Times New Roman"/>
+          <w:color w:val="242424"/>
+          <w:sz w:val="28"/>
+          <w:szCs w:val="28"/>
           <w:lang w:eastAsia="ru-RU"/>
         </w:rPr>
         <w:t>Создать отдельный текстовый файл с содержанием всех 6 ассемблерных кодов и псевдокодов.</w:t>
@@ -1090,65 +580,23 @@
         <w:spacing w:before="100" w:beforeAutospacing="1" w:after="100" w:afterAutospacing="1" w:line="240" w:lineRule="auto"/>
         <w:jc w:val="left"/>
         <w:rPr>
-          <w:rFonts w:ascii="Segoe UI" w:eastAsia="Times New Roman" w:hAnsi="Segoe UI" w:cs="Segoe UI"/>
-          <w:color w:val="242424"/>
-          <w:sz w:val="21"/>
-          <w:szCs w:val="21"/>
-          <w:lang w:eastAsia="ru-RU"/>
-        </w:rPr>
-      </w:pPr>
-      <w:r>
-        <w:rPr>
-          <w:rFonts w:ascii="Segoe UI" w:eastAsia="Times New Roman" w:hAnsi="Segoe UI" w:cs="Segoe UI"/>
-          <w:color w:val="242424"/>
-          <w:sz w:val="21"/>
-          <w:szCs w:val="21"/>
-          <w:lang w:eastAsia="ru-RU"/>
-        </w:rPr>
-        <w:t xml:space="preserve">В полученных </w:t>
-      </w:r>
-      <w:r>
-        <w:rPr>
-          <w:rFonts w:ascii="Segoe UI" w:eastAsia="Times New Roman" w:hAnsi="Segoe UI" w:cs="Segoe UI"/>
-          <w:color w:val="242424"/>
-          <w:sz w:val="21"/>
-          <w:szCs w:val="21"/>
-          <w:lang w:val="en-US" w:eastAsia="ru-RU"/>
-        </w:rPr>
-        <w:t>exe</w:t>
-      </w:r>
-      <w:r>
-        <w:rPr>
-          <w:rFonts w:ascii="Segoe UI" w:eastAsia="Times New Roman" w:hAnsi="Segoe UI" w:cs="Segoe UI"/>
-          <w:color w:val="242424"/>
-          <w:sz w:val="21"/>
-          <w:szCs w:val="21"/>
-          <w:lang w:eastAsia="ru-RU"/>
-        </w:rPr>
-        <w:t xml:space="preserve"> файлах при помощи </w:t>
-      </w:r>
-      <w:r>
-        <w:rPr>
-          <w:rFonts w:ascii="Segoe UI" w:eastAsia="Times New Roman" w:hAnsi="Segoe UI" w:cs="Segoe UI"/>
-          <w:color w:val="242424"/>
-          <w:sz w:val="21"/>
-          <w:szCs w:val="21"/>
-          <w:lang w:val="en-US" w:eastAsia="ru-RU"/>
-        </w:rPr>
-        <w:t>hex</w:t>
-      </w:r>
-      <w:r>
-        <w:rPr>
-          <w:rFonts w:ascii="Segoe UI" w:eastAsia="Times New Roman" w:hAnsi="Segoe UI" w:cs="Segoe UI"/>
-          <w:color w:val="242424"/>
-          <w:sz w:val="21"/>
-          <w:szCs w:val="21"/>
-          <w:lang w:eastAsia="ru-RU"/>
-        </w:rPr>
-        <w:t xml:space="preserve"> редакторов найти тот фрагмент, в котором непосредственно записан код двоичный программы. Иметь с собой файлы с принтскринами.</w:t>
-      </w:r>
-      <w:bookmarkStart w:id="0" w:name="_GoBack"/>
-      <w:bookmarkEnd w:id="0"/>
+          <w:rFonts w:eastAsia="Times New Roman" w:cs="Times New Roman"/>
+          <w:color w:val="242424"/>
+          <w:sz w:val="28"/>
+          <w:szCs w:val="28"/>
+          <w:lang w:eastAsia="ru-RU"/>
+        </w:rPr>
+      </w:pPr>
+      <w:r>
+        <w:rPr>
+          <w:rFonts w:eastAsia="Times New Roman" w:cs="Times New Roman"/>
+          <w:color w:val="242424"/>
+          <w:sz w:val="28"/>
+          <w:szCs w:val="28"/>
+          <w:lang w:eastAsia="ru-RU"/>
+        </w:rPr>
+        <w:t>В полученных exe файлах при помощи hex редакторов найти тот фрагмент, в котором непосредственно записан код двоичный программы. Иметь с собой файлы с принтскринами.</w:t>
+      </w:r>
     </w:p>
     <w:p>
       <w:pPr>
@@ -1160,6 +608,34 @@
         <w:spacing w:before="100" w:beforeAutospacing="1" w:after="100" w:afterAutospacing="1" w:line="240" w:lineRule="auto"/>
         <w:jc w:val="left"/>
         <w:rPr>
+          <w:rFonts w:eastAsia="Times New Roman" w:cs="Times New Roman"/>
+          <w:color w:val="242424"/>
+          <w:sz w:val="28"/>
+          <w:szCs w:val="28"/>
+          <w:lang w:eastAsia="ru-RU"/>
+        </w:rPr>
+      </w:pPr>
+      <w:r>
+        <w:rPr>
+          <w:rFonts w:eastAsia="Times New Roman" w:cs="Times New Roman"/>
+          <w:color w:val="242424"/>
+          <w:sz w:val="28"/>
+          <w:szCs w:val="28"/>
+          <w:lang w:eastAsia="ru-RU"/>
+        </w:rPr>
+        <w:t>Примеры, а не идеалы оформления отчетов приведены в файлах «Реверс_gcc_clang_Савицкий_Д_Д_Часников_А_А_» и «Сравнение результатов компиляции».</w:t>
+      </w:r>
+    </w:p>
+    <w:p>
+      <w:pPr>
+        <w:numPr>
+          <w:ilvl w:val="0"/>
+          <w:numId w:val="2"/>
+        </w:numPr>
+        <w:shd w:val="clear" w:color="auto" w:fill="FFFFFF"/>
+        <w:spacing w:before="100" w:beforeAutospacing="1" w:after="100" w:afterAutospacing="1" w:line="240" w:lineRule="auto"/>
+        <w:jc w:val="left"/>
+        <w:rPr>
           <w:rFonts w:ascii="Segoe UI" w:eastAsia="Times New Roman" w:hAnsi="Segoe UI" w:cs="Segoe UI"/>
           <w:color w:val="242424"/>
           <w:sz w:val="21"/>
@@ -1169,53 +645,85 @@
       </w:pPr>
       <w:r>
         <w:rPr>
-          <w:rFonts w:ascii="Segoe UI" w:eastAsia="Times New Roman" w:hAnsi="Segoe UI" w:cs="Segoe UI"/>
-          <w:color w:val="242424"/>
-          <w:sz w:val="21"/>
-          <w:szCs w:val="21"/>
-          <w:lang w:eastAsia="ru-RU"/>
-        </w:rPr>
-        <w:t>Примеры, а не идеалы оформления отчетов приведены в файлах «</w:t>
-      </w:r>
-      <w:r>
-        <w:rPr>
-          <w:rFonts w:ascii="Segoe UI" w:eastAsia="Times New Roman" w:hAnsi="Segoe UI" w:cs="Segoe UI"/>
-          <w:color w:val="242424"/>
-          <w:sz w:val="21"/>
-          <w:szCs w:val="21"/>
-          <w:lang w:eastAsia="ru-RU"/>
-        </w:rPr>
-        <w:t>Реверс_gcc_clang_Савицкий_Д_Д_Часников_А_А_</w:t>
-      </w:r>
-      <w:r>
-        <w:rPr>
-          <w:rFonts w:ascii="Segoe UI" w:eastAsia="Times New Roman" w:hAnsi="Segoe UI" w:cs="Segoe UI"/>
-          <w:color w:val="242424"/>
-          <w:sz w:val="21"/>
-          <w:szCs w:val="21"/>
-          <w:lang w:eastAsia="ru-RU"/>
-        </w:rPr>
-        <w:t>» и «</w:t>
-      </w:r>
-      <w:r>
-        <w:rPr>
-          <w:rFonts w:ascii="Segoe UI" w:eastAsia="Times New Roman" w:hAnsi="Segoe UI" w:cs="Segoe UI"/>
-          <w:color w:val="242424"/>
-          <w:sz w:val="21"/>
-          <w:szCs w:val="21"/>
-          <w:lang w:eastAsia="ru-RU"/>
-        </w:rPr>
-        <w:t>Сравнение результатов компиляции</w:t>
-      </w:r>
-      <w:r>
-        <w:rPr>
-          <w:rFonts w:ascii="Segoe UI" w:eastAsia="Times New Roman" w:hAnsi="Segoe UI" w:cs="Segoe UI"/>
-          <w:color w:val="242424"/>
-          <w:sz w:val="21"/>
-          <w:szCs w:val="21"/>
-          <w:lang w:eastAsia="ru-RU"/>
-        </w:rPr>
-        <w:t>».</w:t>
+          <w:rFonts w:eastAsia="Times New Roman" w:cs="Times New Roman"/>
+          <w:color w:val="242424"/>
+          <w:sz w:val="28"/>
+          <w:szCs w:val="28"/>
+          <w:lang w:eastAsia="ru-RU"/>
+        </w:rPr>
+        <w:t>Файл с отчетом наименовать</w:t>
+      </w:r>
+      <w:r>
+        <w:rPr>
+          <w:rFonts w:eastAsia="Times New Roman" w:cs="Times New Roman"/>
+          <w:color w:val="242424"/>
+          <w:sz w:val="28"/>
+          <w:szCs w:val="28"/>
+          <w:lang w:eastAsia="ru-RU"/>
+        </w:rPr>
+        <w:t>:</w:t>
+      </w:r>
+      <w:r>
+        <w:rPr>
+          <w:rFonts w:eastAsia="Times New Roman" w:cs="Times New Roman"/>
+          <w:color w:val="242424"/>
+          <w:sz w:val="28"/>
+          <w:szCs w:val="28"/>
+          <w:lang w:eastAsia="ru-RU"/>
+        </w:rPr>
+        <w:t xml:space="preserve"> "Лр</w:t>
+      </w:r>
+      <w:r>
+        <w:rPr>
+          <w:rFonts w:eastAsia="Times New Roman" w:cs="Times New Roman"/>
+          <w:color w:val="242424"/>
+          <w:sz w:val="28"/>
+          <w:szCs w:val="28"/>
+          <w:lang w:eastAsia="ru-RU"/>
+        </w:rPr>
+        <w:t>2</w:t>
+      </w:r>
+      <w:r>
+        <w:rPr>
+          <w:rFonts w:eastAsia="Times New Roman" w:cs="Times New Roman"/>
+          <w:color w:val="242424"/>
+          <w:sz w:val="28"/>
+          <w:szCs w:val="28"/>
+          <w:lang w:eastAsia="ru-RU"/>
+        </w:rPr>
+        <w:t>_</w:t>
+      </w:r>
+      <w:r>
+        <w:rPr>
+          <w:rFonts w:eastAsia="Times New Roman" w:cs="Times New Roman"/>
+          <w:color w:val="242424"/>
+          <w:sz w:val="28"/>
+          <w:szCs w:val="28"/>
+          <w:lang w:eastAsia="ru-RU"/>
+        </w:rPr>
+        <w:t>С</w:t>
+      </w:r>
+      <w:bookmarkStart w:id="0" w:name="_GoBack"/>
+      <w:bookmarkEnd w:id="0"/>
+      <w:r>
+        <w:rPr>
+          <w:rFonts w:eastAsia="Times New Roman" w:cs="Times New Roman"/>
+          <w:color w:val="242424"/>
+          <w:sz w:val="28"/>
+          <w:szCs w:val="28"/>
+          <w:lang w:eastAsia="ru-RU"/>
+        </w:rPr>
+        <w:t xml:space="preserve"> Ф1 Ф2 Номер варианта</w:t>
+      </w:r>
+      <w:r>
+        <w:rPr>
+          <w:rFonts w:eastAsia="Times New Roman" w:cs="Times New Roman"/>
+          <w:color w:val="242424"/>
+          <w:sz w:val="28"/>
+          <w:szCs w:val="28"/>
+          <w:lang w:eastAsia="ru-RU"/>
+        </w:rPr>
+        <w:t>".</w:t>
       </w:r>
     </w:p>
     <w:p/>
@@ -1230,7 +738,7 @@
 </file>
 
 <file path=word/numbering.xml><?xml version="1.0" encoding="utf-8"?>
-<w:numbering xmlns:wpc="http://schemas.microsoft.com/office/word/2010/wordprocessingCanvas" xmlns:mc="http://schemas.openxmlformats.org/markup-compatibility/2006" xmlns:o="urn:schemas-microsoft-com:office:office" xmlns:r="http://schemas.openxmlformats.org/officeDocument/2006/relationships" xmlns:m="http://schemas.openxmlformats.org/officeDocument/2006/math" xmlns:v="urn:schemas-microsoft-com:vml" xmlns:wp14="http://schemas.microsoft.com/office/word/2010/wordprocessingDrawing" xmlns:wp="http://schemas.openxmlformats.org/drawingml/2006/wordprocessingDrawing" xmlns:w10="urn:schemas-microsoft-com:office:word" xmlns:w="http://schemas.openxmlformats.org/wordprocessingml/2006/main" xmlns:w14="http://schemas.microsoft.com/office/word/2010/wordml" xmlns:w15="http://schemas.microsoft.com/office/word/2012/wordml" xmlns:wpg="http://schemas.microsoft.com/office/word/2010/wordprocessingGroup" xmlns:wpi="http://schemas.microsoft.com/office/word/2010/wordprocessingInk" xmlns:wne="http://schemas.microsoft.com/office/word/2006/wordml" xmlns:wps="http://schemas.microsoft.com/office/word/2010/wordprocessingShape" mc:Ignorable="w14 w15 wp14">
+<w:numbering xmlns:wpc="http://schemas.microsoft.com/office/word/2010/wordprocessingCanvas" xmlns:cx="http://schemas.microsoft.com/office/drawing/2014/chartex" xmlns:cx1="http://schemas.microsoft.com/office/drawing/2015/9/8/chartex" xmlns:cx2="http://schemas.microsoft.com/office/drawing/2015/10/21/chartex" xmlns:cx3="http://schemas.microsoft.com/office/drawing/2016/5/9/chartex" xmlns:cx4="http://schemas.microsoft.com/office/drawing/2016/5/10/chartex" xmlns:cx5="http://schemas.microsoft.com/office/drawing/2016/5/11/chartex" xmlns:cx6="http://schemas.microsoft.com/office/drawing/2016/5/12/chartex" xmlns:cx7="http://schemas.microsoft.com/office/drawing/2016/5/13/chartex" xmlns:cx8="http://schemas.microsoft.com/office/drawing/2016/5/14/chartex" xmlns:mc="http://schemas.openxmlformats.org/markup-compatibility/2006" xmlns:aink="http://schemas.microsoft.com/office/drawing/2016/ink" xmlns:am3d="http://schemas.microsoft.com/office/drawing/2017/model3d" xmlns:o="urn:schemas-microsoft-com:office:office" xmlns:r="http://schemas.openxmlformats.org/officeDocument/2006/relationships" xmlns:m="http://schemas.openxmlformats.org/officeDocument/2006/math" xmlns:v="urn:schemas-microsoft-com:vml" xmlns:wp14="http://schemas.microsoft.com/office/word/2010/wordprocessingDrawing" xmlns:wp="http://schemas.openxmlformats.org/drawingml/2006/wordprocessingDrawing" xmlns:w10="urn:schemas-microsoft-com:office:word" xmlns:w="http://schemas.openxmlformats.org/wordprocessingml/2006/main" xmlns:w14="http://schemas.microsoft.com/office/word/2010/wordml" xmlns:w15="http://schemas.microsoft.com/office/word/2012/wordml" xmlns:w16cex="http://schemas.microsoft.com/office/word/2018/wordml/cex" xmlns:w16cid="http://schemas.microsoft.com/office/word/2016/wordml/cid" xmlns:w16="http://schemas.microsoft.com/office/word/2018/wordml" xmlns:w16se="http://schemas.microsoft.com/office/word/2015/wordml/symex" xmlns:wpg="http://schemas.microsoft.com/office/word/2010/wordprocessingGroup" xmlns:wpi="http://schemas.microsoft.com/office/word/2010/wordprocessingInk" xmlns:wne="http://schemas.microsoft.com/office/word/2006/wordml" xmlns:wps="http://schemas.microsoft.com/office/word/2010/wordprocessingShape" mc:Ignorable="w14 w15 w16se w16cid w16 w16cex wp14">
   <w:abstractNum w:abstractNumId="0" w15:restartNumberingAfterBreak="0">
     <w:nsid w:val="21C668AD"/>
     <w:multiLevelType w:val="multilevel"/>
@@ -1588,7 +1096,7 @@
 </file>
 
 <file path=word/styles.xml><?xml version="1.0" encoding="utf-8"?>
-<w:styles xmlns:mc="http://schemas.openxmlformats.org/markup-compatibility/2006" xmlns:r="http://schemas.openxmlformats.org/officeDocument/2006/relationships" xmlns:w="http://schemas.openxmlformats.org/wordprocessingml/2006/main" xmlns:w14="http://schemas.microsoft.com/office/word/2010/wordml" xmlns:w15="http://schemas.microsoft.com/office/word/2012/wordml" mc:Ignorable="w14 w15">
+<w:styles xmlns:mc="http://schemas.openxmlformats.org/markup-compatibility/2006" xmlns:r="http://schemas.openxmlformats.org/officeDocument/2006/relationships" xmlns:w="http://schemas.openxmlformats.org/wordprocessingml/2006/main" xmlns:w14="http://schemas.microsoft.com/office/word/2010/wordml" xmlns:w15="http://schemas.microsoft.com/office/word/2012/wordml" xmlns:w16cex="http://schemas.microsoft.com/office/word/2018/wordml/cex" xmlns:w16cid="http://schemas.microsoft.com/office/word/2016/wordml/cid" xmlns:w16="http://schemas.microsoft.com/office/word/2018/wordml" xmlns:w16se="http://schemas.microsoft.com/office/word/2015/wordml/symex" mc:Ignorable="w14 w15 w16se w16cid w16 w16cex">
   <w:docDefaults>
     <w:rPrDefault>
       <w:rPr>
@@ -1604,7 +1112,7 @@
       </w:pPr>
     </w:pPrDefault>
   </w:docDefaults>
-  <w:latentStyles w:defLockedState="0" w:defUIPriority="99" w:defSemiHidden="0" w:defUnhideWhenUsed="0" w:defQFormat="0" w:count="371">
+  <w:latentStyles w:defLockedState="0" w:defUIPriority="99" w:defSemiHidden="0" w:defUnhideWhenUsed="0" w:defQFormat="0" w:count="376">
     <w:lsdException w:name="Normal" w:uiPriority="0" w:qFormat="1"/>
     <w:lsdException w:name="heading 1" w:uiPriority="9" w:qFormat="1"/>
     <w:lsdException w:name="heading 2" w:semiHidden="1" w:uiPriority="9" w:unhideWhenUsed="1" w:qFormat="1"/>
@@ -1710,7 +1218,6 @@
     <w:lsdException w:name="HTML Sample" w:semiHidden="1" w:unhideWhenUsed="1"/>
     <w:lsdException w:name="HTML Typewriter" w:semiHidden="1" w:unhideWhenUsed="1"/>
     <w:lsdException w:name="HTML Variable" w:semiHidden="1" w:unhideWhenUsed="1"/>
-    <w:lsdException w:name="Normal Table" w:semiHidden="1" w:unhideWhenUsed="1"/>
     <w:lsdException w:name="annotation subject" w:semiHidden="1" w:unhideWhenUsed="1"/>
     <w:lsdException w:name="No List" w:semiHidden="1" w:unhideWhenUsed="1"/>
     <w:lsdException w:name="Outline List 1" w:semiHidden="1" w:unhideWhenUsed="1"/>
@@ -1753,11 +1260,8 @@
     <w:lsdException w:name="Table Contemporary" w:semiHidden="1" w:unhideWhenUsed="1"/>
     <w:lsdException w:name="Table Elegant" w:semiHidden="1" w:unhideWhenUsed="1"/>
     <w:lsdException w:name="Table Professional" w:semiHidden="1" w:unhideWhenUsed="1"/>
-    <w:lsdException w:name="Table Subtle 1" w:semiHidden="1" w:unhideWhenUsed="1"/>
     <w:lsdException w:name="Table Subtle 2" w:semiHidden="1" w:unhideWhenUsed="1"/>
     <w:lsdException w:name="Table Web 1" w:semiHidden="1" w:unhideWhenUsed="1"/>
-    <w:lsdException w:name="Table Web 2" w:semiHidden="1" w:unhideWhenUsed="1"/>
-    <w:lsdException w:name="Table Web 3" w:semiHidden="1" w:unhideWhenUsed="1"/>
     <w:lsdException w:name="Balloon Text" w:semiHidden="1" w:unhideWhenUsed="1"/>
     <w:lsdException w:name="Table Grid" w:uiPriority="39"/>
     <w:lsdException w:name="Table Theme" w:semiHidden="1" w:unhideWhenUsed="1"/>
@@ -1976,6 +1480,11 @@
     <w:lsdException w:name="List Table 5 Dark Accent 6" w:uiPriority="50"/>
     <w:lsdException w:name="List Table 6 Colorful Accent 6" w:uiPriority="51"/>
     <w:lsdException w:name="List Table 7 Colorful Accent 6" w:uiPriority="52"/>
+    <w:lsdException w:name="Mention" w:semiHidden="1" w:unhideWhenUsed="1"/>
+    <w:lsdException w:name="Smart Hyperlink" w:semiHidden="1" w:unhideWhenUsed="1"/>
+    <w:lsdException w:name="Hashtag" w:semiHidden="1" w:unhideWhenUsed="1"/>
+    <w:lsdException w:name="Unresolved Mention" w:semiHidden="1" w:unhideWhenUsed="1"/>
+    <w:lsdException w:name="Smart Link" w:semiHidden="1" w:unhideWhenUsed="1"/>
   </w:latentStyles>
   <w:style w:type="paragraph" w:default="1" w:styleId="a">
     <w:name w:val="Normal"/>
@@ -2486,10 +1995,23 @@
 </file>
 
 <file path=customXml/item1.xml><?xml version="1.0" encoding="utf-8"?>
-<b:Sources xmlns:b="http://schemas.openxmlformats.org/officeDocument/2006/bibliography" xmlns="http://schemas.openxmlformats.org/officeDocument/2006/bibliography" SelectedStyle="\GostName.XSL" StyleName="ГОСТ — сортировка по именам" Version="2003"/>
+<p:properties xmlns:p="http://schemas.microsoft.com/office/2006/metadata/properties" xmlns:xsi="http://www.w3.org/2001/XMLSchema-instance" xmlns:pc="http://schemas.microsoft.com/office/infopath/2007/PartnerControls">
+  <documentManagement>
+    <ReferenceId xmlns="aa959d31-8759-406f-8f75-7497590a0733" xsi:nil="true"/>
+  </documentManagement>
+</p:properties>
 </file>
 
 <file path=customXml/item2.xml><?xml version="1.0" encoding="utf-8"?>
+<?mso-contentType ?>
+<FormTemplates xmlns="http://schemas.microsoft.com/sharepoint/v3/contenttype/forms">
+  <Display>DocumentLibraryForm</Display>
+  <Edit>DocumentLibraryForm</Edit>
+  <New>DocumentLibraryForm</New>
+</FormTemplates>
+</file>
+
+<file path=customXml/item3.xml><?xml version="1.0" encoding="utf-8"?>
 <ct:contentTypeSchema xmlns:ct="http://schemas.microsoft.com/office/2006/metadata/contentType" xmlns:ma="http://schemas.microsoft.com/office/2006/metadata/properties/metaAttributes" ct:_="" ma:_="" ma:contentTypeName="Документ" ma:contentTypeID="0x010100BE59C381F157584E847F40BF3D5760D4" ma:contentTypeVersion="9" ma:contentTypeDescription="Создание документа." ma:contentTypeScope="" ma:versionID="ce870ca18754169408a4d8a23e458b04">
   <xsd:schema xmlns:xsd="http://www.w3.org/2001/XMLSchema" xmlns:xs="http://www.w3.org/2001/XMLSchema" xmlns:p="http://schemas.microsoft.com/office/2006/metadata/properties" xmlns:ns2="aa959d31-8759-406f-8f75-7497590a0733" targetNamespace="http://schemas.microsoft.com/office/2006/metadata/properties" ma:root="true" ma:fieldsID="21309b88f8dccf7a8e7e9fe3f72ab1f7" ns2:_="">
     <xsd:import namespace="aa959d31-8759-406f-8f75-7497590a0733"/>
@@ -2663,39 +2185,50 @@
 </ct:contentTypeSchema>
 </file>
 
-<file path=customXml/item3.xml><?xml version="1.0" encoding="utf-8"?>
-<?mso-contentType ?>
-<FormTemplates xmlns="http://schemas.microsoft.com/sharepoint/v3/contenttype/forms">
-  <Display>DocumentLibraryForm</Display>
-  <Edit>DocumentLibraryForm</Edit>
-  <New>DocumentLibraryForm</New>
-</FormTemplates>
-</file>
-
 <file path=customXml/item4.xml><?xml version="1.0" encoding="utf-8"?>
-<p:properties xmlns:p="http://schemas.microsoft.com/office/2006/metadata/properties" xmlns:xsi="http://www.w3.org/2001/XMLSchema-instance" xmlns:pc="http://schemas.microsoft.com/office/infopath/2007/PartnerControls">
-  <documentManagement>
-    <ReferenceId xmlns="aa959d31-8759-406f-8f75-7497590a0733" xsi:nil="true"/>
-  </documentManagement>
-</p:properties>
+<b:Sources xmlns:b="http://schemas.openxmlformats.org/officeDocument/2006/bibliography" xmlns="http://schemas.openxmlformats.org/officeDocument/2006/bibliography" SelectedStyle="\GostName.XSL" StyleName="ГОСТ — сортировка по именам" Version="2003"/>
 </file>
 
 <file path=customXml/itemProps1.xml><?xml version="1.0" encoding="utf-8"?>
-<ds:datastoreItem xmlns:ds="http://schemas.openxmlformats.org/officeDocument/2006/customXml" ds:itemID="{22D53890-29ED-417C-84B5-C982CD794A37}">
+<ds:datastoreItem xmlns:ds="http://schemas.openxmlformats.org/officeDocument/2006/customXml" ds:itemID="{6E7C0F4C-F014-4BA6-B01A-54786F37D04E}">
   <ds:schemaRefs>
-    <ds:schemaRef ds:uri="http://schemas.openxmlformats.org/officeDocument/2006/bibliography"/>
+    <ds:schemaRef ds:uri="http://schemas.microsoft.com/office/2006/metadata/properties"/>
+    <ds:schemaRef ds:uri="http://schemas.microsoft.com/office/infopath/2007/PartnerControls"/>
+    <ds:schemaRef ds:uri="aa959d31-8759-406f-8f75-7497590a0733"/>
   </ds:schemaRefs>
 </ds:datastoreItem>
 </file>
 
 <file path=customXml/itemProps2.xml><?xml version="1.0" encoding="utf-8"?>
-<ds:datastoreItem xmlns:ds="http://schemas.openxmlformats.org/officeDocument/2006/customXml" ds:itemID="{03407D4D-C0A9-41A7-80F0-4E6649605212}"/>
+<ds:datastoreItem xmlns:ds="http://schemas.openxmlformats.org/officeDocument/2006/customXml" ds:itemID="{E41A4599-5C30-43B1-8928-D54C6A2B4AA7}">
+  <ds:schemaRefs>
+    <ds:schemaRef ds:uri="http://schemas.microsoft.com/sharepoint/v3/contenttype/forms"/>
+  </ds:schemaRefs>
+</ds:datastoreItem>
 </file>
 
 <file path=customXml/itemProps3.xml><?xml version="1.0" encoding="utf-8"?>
-<ds:datastoreItem xmlns:ds="http://schemas.openxmlformats.org/officeDocument/2006/customXml" ds:itemID="{E41A4599-5C30-43B1-8928-D54C6A2B4AA7}"/>
+<ds:datastoreItem xmlns:ds="http://schemas.openxmlformats.org/officeDocument/2006/customXml" ds:itemID="{03407D4D-C0A9-41A7-80F0-4E6649605212}">
+  <ds:schemaRefs>
+    <ds:schemaRef ds:uri="http://schemas.microsoft.com/office/2006/metadata/contentType"/>
+    <ds:schemaRef ds:uri="http://schemas.microsoft.com/office/2006/metadata/properties/metaAttributes"/>
+    <ds:schemaRef ds:uri="http://www.w3.org/2001/XMLSchema"/>
+    <ds:schemaRef ds:uri="http://schemas.microsoft.com/office/2006/metadata/properties"/>
+    <ds:schemaRef ds:uri="aa959d31-8759-406f-8f75-7497590a0733"/>
+    <ds:schemaRef ds:uri="http://schemas.microsoft.com/office/2006/documentManagement/types"/>
+    <ds:schemaRef ds:uri="http://schemas.microsoft.com/office/infopath/2007/PartnerControls"/>
+    <ds:schemaRef ds:uri="http://schemas.openxmlformats.org/package/2006/metadata/core-properties"/>
+    <ds:schemaRef ds:uri="http://purl.org/dc/elements/1.1/"/>
+    <ds:schemaRef ds:uri="http://purl.org/dc/terms/"/>
+    <ds:schemaRef ds:uri="http://schemas.microsoft.com/internal/obd"/>
+  </ds:schemaRefs>
+</ds:datastoreItem>
 </file>
 
 <file path=customXml/itemProps4.xml><?xml version="1.0" encoding="utf-8"?>
-<ds:datastoreItem xmlns:ds="http://schemas.openxmlformats.org/officeDocument/2006/customXml" ds:itemID="{6E7C0F4C-F014-4BA6-B01A-54786F37D04E}"/>
+<ds:datastoreItem xmlns:ds="http://schemas.openxmlformats.org/officeDocument/2006/customXml" ds:itemID="{6242CFB3-BE51-40C6-8324-1DC1A7D6E3EF}">
+  <ds:schemaRefs>
+    <ds:schemaRef ds:uri="http://schemas.openxmlformats.org/officeDocument/2006/bibliography"/>
+  </ds:schemaRefs>
+</ds:datastoreItem>
 </file>